--- a/public/fun/forms/이력서_퍼포먼스마케터_10_JSONResume형.docx
+++ b/public/fun/forms/이력서_퍼포먼스마케터_10_JSONResume형.docx
@@ -311,6 +311,246 @@
           <w:color w:val="36508C"/>
           <w:sz w:val="17"/>
         </w:rPr>
+        <w:t>education</w:t>
+      </w:r>
+      <w:r>
+        <w:rPr>
+          <w:rFonts w:ascii="맑은 고딕" w:hAnsi="맑은 고딕" w:eastAsia="맑은 고딕" w:cs="맑은 고딕"/>
+          <w:b/>
+          <w:color w:val="1B2C55"/>
+          <w:sz w:val="22"/>
+        </w:rPr>
+        <w:t xml:space="preserve">   경력 · 학력 · 자격</w:t>
+      </w:r>
+    </w:p>
+    <w:tbl>
+      <w:tblPr>
+        <w:tblW w:w="10350" w:type="dxa"/>
+        <w:jc w:val="left"/>
+        <w:tblBorders>
+          <w:top w:val="single" w:sz="4" w:space="0" w:color="C3C8D5"/>
+          <w:left w:val="single" w:sz="4" w:space="0" w:color="C3C8D5"/>
+          <w:bottom w:val="single" w:sz="4" w:space="0" w:color="C3C8D5"/>
+          <w:right w:val="single" w:sz="4" w:space="0" w:color="C3C8D5"/>
+          <w:insideH w:val="single" w:sz="4" w:space="0" w:color="C3C8D5"/>
+          <w:insideV w:val="single" w:sz="4" w:space="0" w:color="C3C8D5"/>
+        </w:tblBorders>
+        <w:tblLayout w:type="fixed"/>
+        <w:tblCellMar>
+          <w:top w:w="40" w:type="dxa"/>
+          <w:left w:w="80" w:type="dxa"/>
+          <w:bottom w:w="40" w:type="dxa"/>
+          <w:right w:w="80" w:type="dxa"/>
+        </w:tblCellMar>
+        <w:tblLook w:firstColumn="1" w:firstRow="1" w:lastColumn="0" w:lastRow="0" w:noHBand="0" w:noVBand="1" w:val="04A0"/>
+      </w:tblPr>
+      <w:tblGrid>
+        <w:gridCol w:w="2070"/>
+        <w:gridCol w:w="4140"/>
+        <w:gridCol w:w="4140"/>
+      </w:tblGrid>
+      <w:tr>
+        <w:trPr>
+          <w:trHeight w:val="420" w:hRule="atLeast"/>
+          <w:cantSplit/>
+        </w:trPr>
+        <w:tc>
+          <w:tcPr>
+            <w:tcW w:type="dxa" w:w="2070"/>
+            <w:shd w:val="clear" w:color="auto" w:fill="F1F2F6"/>
+            <w:vAlign w:val="center"/>
+          </w:tcPr>
+          <w:p>
+            <w:pPr>
+              <w:spacing w:before="0" w:after="0"/>
+              <w:jc w:val="center"/>
+            </w:pPr>
+            <w:r>
+              <w:rPr>
+                <w:b/>
+                <w:color w:val="1B2C55"/>
+                <w:sz w:val="19"/>
+              </w:rPr>
+              <w:t>기 간</w:t>
+            </w:r>
+          </w:p>
+        </w:tc>
+        <w:tc>
+          <w:tcPr>
+            <w:tcW w:type="dxa" w:w="4140"/>
+            <w:shd w:val="clear" w:color="auto" w:fill="F1F2F6"/>
+            <w:vAlign w:val="center"/>
+          </w:tcPr>
+          <w:p>
+            <w:pPr>
+              <w:spacing w:before="0" w:after="0"/>
+              <w:jc w:val="center"/>
+            </w:pPr>
+            <w:r>
+              <w:rPr>
+                <w:b/>
+                <w:color w:val="1B2C55"/>
+                <w:sz w:val="19"/>
+              </w:rPr>
+              <w:t>학교 / 기관</w:t>
+            </w:r>
+          </w:p>
+        </w:tc>
+        <w:tc>
+          <w:tcPr>
+            <w:tcW w:type="dxa" w:w="4140"/>
+            <w:shd w:val="clear" w:color="auto" w:fill="F1F2F6"/>
+            <w:vAlign w:val="center"/>
+          </w:tcPr>
+          <w:p>
+            <w:pPr>
+              <w:spacing w:before="0" w:after="0"/>
+              <w:jc w:val="center"/>
+            </w:pPr>
+            <w:r>
+              <w:rPr>
+                <w:b/>
+                <w:color w:val="1B2C55"/>
+                <w:sz w:val="19"/>
+              </w:rPr>
+              <w:t>내 용</w:t>
+            </w:r>
+          </w:p>
+        </w:tc>
+      </w:tr>
+      <w:tr>
+        <w:trPr>
+          <w:trHeight w:val="465" w:hRule="atLeast"/>
+          <w:cantSplit/>
+        </w:trPr>
+        <w:tc>
+          <w:tcPr>
+            <w:tcW w:type="dxa" w:w="2070"/>
+            <w:vAlign w:val="center"/>
+          </w:tcPr>
+          <w:p>
+            <w:pPr>
+              <w:spacing w:before="0" w:after="0"/>
+              <w:jc w:val="left"/>
+            </w:pPr>
+            <w:r>
+              <w:rPr>
+                <w:color w:val="A9B0B8"/>
+                <w:sz w:val="16"/>
+              </w:rPr>
+              <w:t>예) 2022.03 ~ 2024.02</w:t>
+            </w:r>
+          </w:p>
+        </w:tc>
+        <w:tc>
+          <w:tcPr>
+            <w:tcW w:type="dxa" w:w="4140"/>
+            <w:vAlign w:val="center"/>
+          </w:tcPr>
+          <w:p>
+            <w:pPr>
+              <w:spacing w:before="0" w:after="0"/>
+              <w:jc w:val="left"/>
+            </w:pPr>
+            <w:r>
+              <w:rPr>
+                <w:color w:val="A9B0B8"/>
+                <w:sz w:val="16"/>
+              </w:rPr>
+              <w:t>○○대학교 (졸업)</w:t>
+            </w:r>
+          </w:p>
+        </w:tc>
+        <w:tc>
+          <w:tcPr>
+            <w:tcW w:type="dxa" w:w="4140"/>
+            <w:vAlign w:val="center"/>
+          </w:tcPr>
+          <w:p>
+            <w:pPr>
+              <w:spacing w:before="0" w:after="0"/>
+              <w:jc w:val="left"/>
+            </w:pPr>
+            <w:r>
+              <w:rPr>
+                <w:color w:val="A9B0B8"/>
+                <w:sz w:val="16"/>
+              </w:rPr>
+              <w:t>배운 점 · 활동 내용</w:t>
+            </w:r>
+          </w:p>
+        </w:tc>
+      </w:tr>
+      <w:tr>
+        <w:trPr>
+          <w:trHeight w:val="465" w:hRule="atLeast"/>
+          <w:cantSplit/>
+        </w:trPr>
+        <w:tc>
+          <w:tcPr>
+            <w:tcW w:type="dxa" w:w="2070"/>
+            <w:vAlign w:val="center"/>
+          </w:tcPr>
+          <w:p/>
+        </w:tc>
+        <w:tc>
+          <w:tcPr>
+            <w:tcW w:type="dxa" w:w="4140"/>
+            <w:vAlign w:val="center"/>
+          </w:tcPr>
+          <w:p/>
+        </w:tc>
+        <w:tc>
+          <w:tcPr>
+            <w:tcW w:type="dxa" w:w="4140"/>
+            <w:vAlign w:val="center"/>
+          </w:tcPr>
+          <w:p/>
+        </w:tc>
+      </w:tr>
+      <w:tr>
+        <w:trPr>
+          <w:trHeight w:val="465" w:hRule="atLeast"/>
+          <w:cantSplit/>
+        </w:trPr>
+        <w:tc>
+          <w:tcPr>
+            <w:tcW w:type="dxa" w:w="2070"/>
+            <w:vAlign w:val="center"/>
+          </w:tcPr>
+          <w:p/>
+        </w:tc>
+        <w:tc>
+          <w:tcPr>
+            <w:tcW w:type="dxa" w:w="4140"/>
+            <w:vAlign w:val="center"/>
+          </w:tcPr>
+          <w:p/>
+        </w:tc>
+        <w:tc>
+          <w:tcPr>
+            <w:tcW w:type="dxa" w:w="4140"/>
+            <w:vAlign w:val="center"/>
+          </w:tcPr>
+          <w:p/>
+        </w:tc>
+      </w:tr>
+    </w:tbl>
+    <w:p>
+      <w:pPr>
+        <w:keepNext/>
+        <w:pBdr>
+          <w:bottom w:val="single" w:sz="6" w:space="3" w:color="C3C8D5"/>
+        </w:pBdr>
+        <w:spacing w:before="240" w:after="80"/>
+        <w:jc w:val="left"/>
+      </w:pPr>
+      <w:r>
+        <w:rPr>
+          <w:b/>
+          <w:color w:val="36508C"/>
+          <w:sz w:val="17"/>
+        </w:rPr>
         <w:t>work</w:t>
       </w:r>
       <w:r>
@@ -471,7 +711,19 @@
             <w:tcW w:type="dxa" w:w="2610"/>
             <w:vAlign w:val="center"/>
           </w:tcPr>
-          <w:p/>
+          <w:p>
+            <w:pPr>
+              <w:spacing w:before="0" w:after="0"/>
+              <w:jc w:val="left"/>
+            </w:pPr>
+            <w:r>
+              <w:rPr>
+                <w:color w:val="A9B0B8"/>
+                <w:sz w:val="16"/>
+              </w:rPr>
+              <w:t>ROAS 340% · CPA −28%</w:t>
+            </w:r>
+          </w:p>
         </w:tc>
       </w:tr>
       <w:tr>
@@ -1228,210 +1480,6 @@
     </w:p>
     <w:p>
       <w:pPr>
-        <w:keepNext/>
-        <w:pBdr>
-          <w:bottom w:val="single" w:sz="6" w:space="3" w:color="C3C8D5"/>
-        </w:pBdr>
-        <w:spacing w:before="240" w:after="80"/>
-        <w:jc w:val="left"/>
-      </w:pPr>
-      <w:r>
-        <w:rPr>
-          <w:b/>
-          <w:color w:val="36508C"/>
-          <w:sz w:val="17"/>
-        </w:rPr>
-        <w:t>education</w:t>
-      </w:r>
-      <w:r>
-        <w:rPr>
-          <w:rFonts w:ascii="맑은 고딕" w:hAnsi="맑은 고딕" w:eastAsia="맑은 고딕" w:cs="맑은 고딕"/>
-          <w:b/>
-          <w:color w:val="1B2C55"/>
-          <w:sz w:val="22"/>
-        </w:rPr>
-        <w:t xml:space="preserve">   경력 · 학력 · 자격</w:t>
-      </w:r>
-    </w:p>
-    <w:tbl>
-      <w:tblPr>
-        <w:tblW w:w="10350" w:type="dxa"/>
-        <w:jc w:val="left"/>
-        <w:tblBorders>
-          <w:top w:val="single" w:sz="4" w:space="0" w:color="C3C8D5"/>
-          <w:left w:val="single" w:sz="4" w:space="0" w:color="C3C8D5"/>
-          <w:bottom w:val="single" w:sz="4" w:space="0" w:color="C3C8D5"/>
-          <w:right w:val="single" w:sz="4" w:space="0" w:color="C3C8D5"/>
-          <w:insideH w:val="single" w:sz="4" w:space="0" w:color="C3C8D5"/>
-          <w:insideV w:val="single" w:sz="4" w:space="0" w:color="C3C8D5"/>
-        </w:tblBorders>
-        <w:tblLayout w:type="fixed"/>
-        <w:tblCellMar>
-          <w:top w:w="40" w:type="dxa"/>
-          <w:left w:w="80" w:type="dxa"/>
-          <w:bottom w:w="40" w:type="dxa"/>
-          <w:right w:w="80" w:type="dxa"/>
-        </w:tblCellMar>
-        <w:tblLook w:firstColumn="1" w:firstRow="1" w:lastColumn="0" w:lastRow="0" w:noHBand="0" w:noVBand="1" w:val="04A0"/>
-      </w:tblPr>
-      <w:tblGrid>
-        <w:gridCol w:w="2070"/>
-        <w:gridCol w:w="4140"/>
-        <w:gridCol w:w="4140"/>
-      </w:tblGrid>
-      <w:tr>
-        <w:trPr>
-          <w:trHeight w:val="420" w:hRule="atLeast"/>
-          <w:cantSplit/>
-        </w:trPr>
-        <w:tc>
-          <w:tcPr>
-            <w:tcW w:type="dxa" w:w="2070"/>
-            <w:shd w:val="clear" w:color="auto" w:fill="F1F2F6"/>
-            <w:vAlign w:val="center"/>
-          </w:tcPr>
-          <w:p>
-            <w:pPr>
-              <w:spacing w:before="0" w:after="0"/>
-              <w:jc w:val="center"/>
-            </w:pPr>
-            <w:r>
-              <w:rPr>
-                <w:b/>
-                <w:color w:val="1B2C55"/>
-                <w:sz w:val="19"/>
-              </w:rPr>
-              <w:t>기 간</w:t>
-            </w:r>
-          </w:p>
-        </w:tc>
-        <w:tc>
-          <w:tcPr>
-            <w:tcW w:type="dxa" w:w="4140"/>
-            <w:shd w:val="clear" w:color="auto" w:fill="F1F2F6"/>
-            <w:vAlign w:val="center"/>
-          </w:tcPr>
-          <w:p>
-            <w:pPr>
-              <w:spacing w:before="0" w:after="0"/>
-              <w:jc w:val="center"/>
-            </w:pPr>
-            <w:r>
-              <w:rPr>
-                <w:b/>
-                <w:color w:val="1B2C55"/>
-                <w:sz w:val="19"/>
-              </w:rPr>
-              <w:t>학교 / 기관</w:t>
-            </w:r>
-          </w:p>
-        </w:tc>
-        <w:tc>
-          <w:tcPr>
-            <w:tcW w:type="dxa" w:w="4140"/>
-            <w:shd w:val="clear" w:color="auto" w:fill="F1F2F6"/>
-            <w:vAlign w:val="center"/>
-          </w:tcPr>
-          <w:p>
-            <w:pPr>
-              <w:spacing w:before="0" w:after="0"/>
-              <w:jc w:val="center"/>
-            </w:pPr>
-            <w:r>
-              <w:rPr>
-                <w:b/>
-                <w:color w:val="1B2C55"/>
-                <w:sz w:val="19"/>
-              </w:rPr>
-              <w:t>내 용</w:t>
-            </w:r>
-          </w:p>
-        </w:tc>
-      </w:tr>
-      <w:tr>
-        <w:trPr>
-          <w:trHeight w:val="465" w:hRule="atLeast"/>
-          <w:cantSplit/>
-        </w:trPr>
-        <w:tc>
-          <w:tcPr>
-            <w:tcW w:type="dxa" w:w="2070"/>
-            <w:vAlign w:val="center"/>
-          </w:tcPr>
-          <w:p/>
-        </w:tc>
-        <w:tc>
-          <w:tcPr>
-            <w:tcW w:type="dxa" w:w="4140"/>
-            <w:vAlign w:val="center"/>
-          </w:tcPr>
-          <w:p/>
-        </w:tc>
-        <w:tc>
-          <w:tcPr>
-            <w:tcW w:type="dxa" w:w="4140"/>
-            <w:vAlign w:val="center"/>
-          </w:tcPr>
-          <w:p/>
-        </w:tc>
-      </w:tr>
-      <w:tr>
-        <w:trPr>
-          <w:trHeight w:val="465" w:hRule="atLeast"/>
-          <w:cantSplit/>
-        </w:trPr>
-        <w:tc>
-          <w:tcPr>
-            <w:tcW w:type="dxa" w:w="2070"/>
-            <w:vAlign w:val="center"/>
-          </w:tcPr>
-          <w:p/>
-        </w:tc>
-        <w:tc>
-          <w:tcPr>
-            <w:tcW w:type="dxa" w:w="4140"/>
-            <w:vAlign w:val="center"/>
-          </w:tcPr>
-          <w:p/>
-        </w:tc>
-        <w:tc>
-          <w:tcPr>
-            <w:tcW w:type="dxa" w:w="4140"/>
-            <w:vAlign w:val="center"/>
-          </w:tcPr>
-          <w:p/>
-        </w:tc>
-      </w:tr>
-      <w:tr>
-        <w:trPr>
-          <w:trHeight w:val="465" w:hRule="atLeast"/>
-          <w:cantSplit/>
-        </w:trPr>
-        <w:tc>
-          <w:tcPr>
-            <w:tcW w:type="dxa" w:w="2070"/>
-            <w:vAlign w:val="center"/>
-          </w:tcPr>
-          <w:p/>
-        </w:tc>
-        <w:tc>
-          <w:tcPr>
-            <w:tcW w:type="dxa" w:w="4140"/>
-            <w:vAlign w:val="center"/>
-          </w:tcPr>
-          <w:p/>
-        </w:tc>
-        <w:tc>
-          <w:tcPr>
-            <w:tcW w:type="dxa" w:w="4140"/>
-            <w:vAlign w:val="center"/>
-          </w:tcPr>
-          <w:p/>
-        </w:tc>
-      </w:tr>
-    </w:tbl>
-    <w:p>
-      <w:pPr>
         <w:keepNext w:val="0"/>
         <w:spacing w:before="240" w:after="60"/>
         <w:jc w:val="left"/>

--- a/public/fun/forms/이력서_퍼포먼스마케터_10_JSONResume형.docx
+++ b/public/fun/forms/이력서_퍼포먼스마케터_10_JSONResume형.docx
@@ -675,7 +675,9 @@
                 <w:color w:val="1B2C55"/>
                 <w:sz w:val="19"/>
               </w:rPr>
-              <w:t>성과 (ROAS · CPA)</w:t>
+              <w:t>성과 (ROAS ·</w:t>
+              <w:br/>
+              <w:t>CPA)</w:t>
             </w:r>
           </w:p>
         </w:tc>
@@ -1118,10 +1120,10 @@
         <w:tblLook w:firstColumn="1" w:firstRow="1" w:lastColumn="0" w:lastRow="0" w:noHBand="0" w:noVBand="1" w:val="04A0"/>
       </w:tblPr>
       <w:tblGrid>
-        <w:gridCol w:w="1380"/>
-        <w:gridCol w:w="3795"/>
-        <w:gridCol w:w="1380"/>
-        <w:gridCol w:w="3795"/>
+        <w:gridCol w:w="1545"/>
+        <w:gridCol w:w="3630"/>
+        <w:gridCol w:w="1545"/>
+        <w:gridCol w:w="3630"/>
       </w:tblGrid>
       <w:tr>
         <w:trPr>
@@ -1130,7 +1132,7 @@
         </w:trPr>
         <w:tc>
           <w:tcPr>
-            <w:tcW w:type="dxa" w:w="1380"/>
+            <w:tcW w:type="dxa" w:w="1545"/>
             <w:shd w:val="clear" w:color="auto" w:fill="F1F2F6"/>
             <w:vAlign w:val="center"/>
           </w:tcPr>
@@ -1151,14 +1153,14 @@
         </w:tc>
         <w:tc>
           <w:tcPr>
-            <w:tcW w:type="dxa" w:w="3795"/>
+            <w:tcW w:type="dxa" w:w="3630"/>
             <w:vAlign w:val="center"/>
           </w:tcPr>
           <w:p/>
         </w:tc>
         <w:tc>
           <w:tcPr>
-            <w:tcW w:type="dxa" w:w="1380"/>
+            <w:tcW w:type="dxa" w:w="1545"/>
             <w:shd w:val="clear" w:color="auto" w:fill="F1F2F6"/>
             <w:vAlign w:val="center"/>
           </w:tcPr>
@@ -1179,7 +1181,7 @@
         </w:tc>
         <w:tc>
           <w:tcPr>
-            <w:tcW w:type="dxa" w:w="3795"/>
+            <w:tcW w:type="dxa" w:w="3630"/>
             <w:vAlign w:val="center"/>
           </w:tcPr>
           <w:p/>
@@ -1192,7 +1194,7 @@
         </w:trPr>
         <w:tc>
           <w:tcPr>
-            <w:tcW w:type="dxa" w:w="1380"/>
+            <w:tcW w:type="dxa" w:w="1545"/>
             <w:shd w:val="clear" w:color="auto" w:fill="F1F2F6"/>
             <w:vAlign w:val="center"/>
           </w:tcPr>
@@ -1213,14 +1215,14 @@
         </w:tc>
         <w:tc>
           <w:tcPr>
-            <w:tcW w:type="dxa" w:w="3795"/>
+            <w:tcW w:type="dxa" w:w="3630"/>
             <w:vAlign w:val="center"/>
           </w:tcPr>
           <w:p/>
         </w:tc>
         <w:tc>
           <w:tcPr>
-            <w:tcW w:type="dxa" w:w="1380"/>
+            <w:tcW w:type="dxa" w:w="1545"/>
             <w:shd w:val="clear" w:color="auto" w:fill="F1F2F6"/>
             <w:vAlign w:val="center"/>
           </w:tcPr>
@@ -1241,7 +1243,7 @@
         </w:tc>
         <w:tc>
           <w:tcPr>
-            <w:tcW w:type="dxa" w:w="3795"/>
+            <w:tcW w:type="dxa" w:w="3630"/>
             <w:vAlign w:val="center"/>
           </w:tcPr>
           <w:p/>
@@ -1254,7 +1256,7 @@
         </w:trPr>
         <w:tc>
           <w:tcPr>
-            <w:tcW w:type="dxa" w:w="1380"/>
+            <w:tcW w:type="dxa" w:w="1545"/>
             <w:shd w:val="clear" w:color="auto" w:fill="F1F2F6"/>
             <w:vAlign w:val="center"/>
           </w:tcPr>
@@ -1269,13 +1271,15 @@
                 <w:color w:val="1B2C55"/>
                 <w:sz w:val="19"/>
               </w:rPr>
-              <w:t>전략 · 성과 (전후 수치)</w:t>
+              <w:t>전략 · 성과</w:t>
+              <w:br/>
+              <w:t>(전후 수치)</w:t>
             </w:r>
           </w:p>
         </w:tc>
         <w:tc>
           <w:tcPr>
-            <w:tcW w:type="dxa" w:w="8970"/>
+            <w:tcW w:type="dxa" w:w="8805"/>
             <w:gridSpan w:val="3"/>
           </w:tcPr>
           <w:p/>
@@ -1309,10 +1313,10 @@
         <w:tblLook w:firstColumn="1" w:firstRow="1" w:lastColumn="0" w:lastRow="0" w:noHBand="0" w:noVBand="1" w:val="04A0"/>
       </w:tblPr>
       <w:tblGrid>
-        <w:gridCol w:w="1380"/>
-        <w:gridCol w:w="3795"/>
-        <w:gridCol w:w="1380"/>
-        <w:gridCol w:w="3795"/>
+        <w:gridCol w:w="1545"/>
+        <w:gridCol w:w="3630"/>
+        <w:gridCol w:w="1545"/>
+        <w:gridCol w:w="3630"/>
       </w:tblGrid>
       <w:tr>
         <w:trPr>
@@ -1321,7 +1325,7 @@
         </w:trPr>
         <w:tc>
           <w:tcPr>
-            <w:tcW w:type="dxa" w:w="1380"/>
+            <w:tcW w:type="dxa" w:w="1545"/>
             <w:shd w:val="clear" w:color="auto" w:fill="F1F2F6"/>
             <w:vAlign w:val="center"/>
           </w:tcPr>
@@ -1342,14 +1346,14 @@
         </w:tc>
         <w:tc>
           <w:tcPr>
-            <w:tcW w:type="dxa" w:w="3795"/>
+            <w:tcW w:type="dxa" w:w="3630"/>
             <w:vAlign w:val="center"/>
           </w:tcPr>
           <w:p/>
         </w:tc>
         <w:tc>
           <w:tcPr>
-            <w:tcW w:type="dxa" w:w="1380"/>
+            <w:tcW w:type="dxa" w:w="1545"/>
             <w:shd w:val="clear" w:color="auto" w:fill="F1F2F6"/>
             <w:vAlign w:val="center"/>
           </w:tcPr>
@@ -1370,7 +1374,7 @@
         </w:tc>
         <w:tc>
           <w:tcPr>
-            <w:tcW w:type="dxa" w:w="3795"/>
+            <w:tcW w:type="dxa" w:w="3630"/>
             <w:vAlign w:val="center"/>
           </w:tcPr>
           <w:p/>
@@ -1383,7 +1387,7 @@
         </w:trPr>
         <w:tc>
           <w:tcPr>
-            <w:tcW w:type="dxa" w:w="1380"/>
+            <w:tcW w:type="dxa" w:w="1545"/>
             <w:shd w:val="clear" w:color="auto" w:fill="F1F2F6"/>
             <w:vAlign w:val="center"/>
           </w:tcPr>
@@ -1404,14 +1408,14 @@
         </w:tc>
         <w:tc>
           <w:tcPr>
-            <w:tcW w:type="dxa" w:w="3795"/>
+            <w:tcW w:type="dxa" w:w="3630"/>
             <w:vAlign w:val="center"/>
           </w:tcPr>
           <w:p/>
         </w:tc>
         <w:tc>
           <w:tcPr>
-            <w:tcW w:type="dxa" w:w="1380"/>
+            <w:tcW w:type="dxa" w:w="1545"/>
             <w:shd w:val="clear" w:color="auto" w:fill="F1F2F6"/>
             <w:vAlign w:val="center"/>
           </w:tcPr>
@@ -1432,7 +1436,7 @@
         </w:tc>
         <w:tc>
           <w:tcPr>
-            <w:tcW w:type="dxa" w:w="3795"/>
+            <w:tcW w:type="dxa" w:w="3630"/>
             <w:vAlign w:val="center"/>
           </w:tcPr>
           <w:p/>
@@ -1445,7 +1449,7 @@
         </w:trPr>
         <w:tc>
           <w:tcPr>
-            <w:tcW w:type="dxa" w:w="1380"/>
+            <w:tcW w:type="dxa" w:w="1545"/>
             <w:shd w:val="clear" w:color="auto" w:fill="F1F2F6"/>
             <w:vAlign w:val="center"/>
           </w:tcPr>
@@ -1460,13 +1464,15 @@
                 <w:color w:val="1B2C55"/>
                 <w:sz w:val="19"/>
               </w:rPr>
-              <w:t>전략 · 성과 (전후 수치)</w:t>
+              <w:t>전략 · 성과</w:t>
+              <w:br/>
+              <w:t>(전후 수치)</w:t>
             </w:r>
           </w:p>
         </w:tc>
         <w:tc>
           <w:tcPr>
-            <w:tcW w:type="dxa" w:w="8970"/>
+            <w:tcW w:type="dxa" w:w="8805"/>
             <w:gridSpan w:val="3"/>
           </w:tcPr>
           <w:p/>

--- a/public/fun/forms/이력서_퍼포먼스마케터_10_JSONResume형.docx
+++ b/public/fun/forms/이력서_퍼포먼스마케터_10_JSONResume형.docx
@@ -438,7 +438,7 @@
                 <w:color w:val="A9B0B8"/>
                 <w:sz w:val="16"/>
               </w:rPr>
-              <w:t>예) 2022.03 ~ 2024.02</w:t>
+              <w:t>예) ○○○○.○○ ~ ○○○○.○○</w:t>
             </w:r>
           </w:p>
         </w:tc>
@@ -457,7 +457,7 @@
                 <w:color w:val="A9B0B8"/>
                 <w:sz w:val="16"/>
               </w:rPr>
-              <w:t>○○대학교 (졸업)</w:t>
+              <w:t>학교명 입력 (졸업)</w:t>
             </w:r>
           </w:p>
         </w:tc>
@@ -1894,7 +1894,7 @@
                 <w:color w:val="36508C"/>
                 <w:sz w:val="19"/>
               </w:rPr>
-              <w:t>2023.01~현재 · ○○ 쇼핑몰 · 월 광고비 3,000만 원 운영 · ROAS 210% → 340%, CPA −28%</w:t>
+              <w:t>기간 입력 · ○○ 쇼핑몰 · 월 광고비 3,000만 원 운영 · ROAS 210% → 340%, CPA −28%</w:t>
             </w:r>
           </w:p>
         </w:tc>
